--- a/templates/proposal-template-en.docx
+++ b/templates/proposal-template-en.docx
@@ -16931,216 +16931,6 @@
           <w:szCs w:val="14"/>
         </w:rPr>
         <w:t xml:space="preserve">{/anexo_referencias.bullets}</w:t>
-      </w:r>
-    </w:p>
-    <w:p>
-      <w:pPr>
-        <w:spacing w:after="0" w:before="0"/>
-      </w:pPr>
-      <w:r>
-        <w:rPr>
-          <w:color w:val="9AA5B1"/>
-          <w:sz w:val="14"/>
-          <w:szCs w:val="14"/>
-        </w:rPr>
-        <w:t xml:space="preserve">{#has_tabla_referencias}</w:t>
-      </w:r>
-    </w:p>
-    <w:tbl>
-      <w:tblPr>
-        <w:tblW w:type="auto" w:w="100"/>
-        <w:tblBorders>
-          <w:top w:val="single" w:color="BFBFBF" w:sz="4"/>
-          <w:left w:val="single" w:color="BFBFBF" w:sz="4"/>
-          <w:bottom w:val="single" w:color="BFBFBF" w:sz="4"/>
-          <w:right w:val="single" w:color="BFBFBF" w:sz="4"/>
-          <w:insideH w:val="single" w:color="BFBFBF" w:sz="2"/>
-          <w:insideV w:val="single" w:color="BFBFBF" w:sz="2"/>
-        </w:tblBorders>
-        <w:tblLayout w:type="fixed"/>
-      </w:tblPr>
-      <w:tblGrid>
-        <w:gridCol w:w="2340"/>
-        <w:gridCol w:w="2340"/>
-        <w:gridCol w:w="2340"/>
-        <w:gridCol w:w="2340"/>
-      </w:tblGrid>
-      <w:tr>
-        <w:trPr>
-          <w:tblHeader/>
-        </w:trPr>
-        <w:tc>
-          <w:tcPr>
-            <w:tcW w:type="dxa" w:w="2340"/>
-            <w:shd w:fill="EDF0F5" w:val="clear"/>
-            <w:tcMar>
-              <w:top w:type="dxa" w:w="60"/>
-              <w:left w:type="dxa" w:w="100"/>
-              <w:bottom w:type="dxa" w:w="60"/>
-              <w:right w:type="dxa" w:w="100"/>
-            </w:tcMar>
-          </w:tcPr>
-          <w:p>
-            <w:r>
-              <w:rPr>
-                <w:b/>
-                <w:bCs/>
-                <w:color w:val="1F3864"/>
-              </w:rPr>
-              <w:t xml:space="preserve">Client</w:t>
-            </w:r>
-          </w:p>
-        </w:tc>
-        <w:tc>
-          <w:tcPr>
-            <w:tcW w:type="dxa" w:w="2340"/>
-            <w:shd w:fill="EDF0F5" w:val="clear"/>
-            <w:tcMar>
-              <w:top w:type="dxa" w:w="60"/>
-              <w:left w:type="dxa" w:w="100"/>
-              <w:bottom w:type="dxa" w:w="60"/>
-              <w:right w:type="dxa" w:w="100"/>
-            </w:tcMar>
-          </w:tcPr>
-          <w:p>
-            <w:r>
-              <w:rPr>
-                <w:b/>
-                <w:bCs/>
-                <w:color w:val="1F3864"/>
-              </w:rPr>
-              <w:t xml:space="preserve">Project</w:t>
-            </w:r>
-          </w:p>
-        </w:tc>
-        <w:tc>
-          <w:tcPr>
-            <w:tcW w:type="dxa" w:w="2340"/>
-            <w:shd w:fill="EDF0F5" w:val="clear"/>
-            <w:tcMar>
-              <w:top w:type="dxa" w:w="60"/>
-              <w:left w:type="dxa" w:w="100"/>
-              <w:bottom w:type="dxa" w:w="60"/>
-              <w:right w:type="dxa" w:w="100"/>
-            </w:tcMar>
-          </w:tcPr>
-          <w:p>
-            <w:r>
-              <w:rPr>
-                <w:b/>
-                <w:bCs/>
-                <w:color w:val="1F3864"/>
-              </w:rPr>
-              <w:t xml:space="preserve">Year</w:t>
-            </w:r>
-          </w:p>
-        </w:tc>
-        <w:tc>
-          <w:tcPr>
-            <w:tcW w:type="dxa" w:w="2340"/>
-            <w:shd w:fill="EDF0F5" w:val="clear"/>
-            <w:tcMar>
-              <w:top w:type="dxa" w:w="60"/>
-              <w:left w:type="dxa" w:w="100"/>
-              <w:bottom w:type="dxa" w:w="60"/>
-              <w:right w:type="dxa" w:w="100"/>
-            </w:tcMar>
-          </w:tcPr>
-          <w:p>
-            <w:r>
-              <w:rPr>
-                <w:b/>
-                <w:bCs/>
-                <w:color w:val="1F3864"/>
-              </w:rPr>
-              <w:t xml:space="preserve">Scope</w:t>
-            </w:r>
-          </w:p>
-        </w:tc>
-      </w:tr>
-      <w:tr>
-        <w:tc>
-          <w:tcPr>
-            <w:tcW w:type="dxa" w:w="2340"/>
-            <w:tcMar>
-              <w:top w:type="dxa" w:w="60"/>
-              <w:left w:type="dxa" w:w="100"/>
-              <w:bottom w:type="dxa" w:w="60"/>
-              <w:right w:type="dxa" w:w="100"/>
-            </w:tcMar>
-          </w:tcPr>
-          <w:p>
-            <w:r>
-              <w:t xml:space="preserve">{#tabla_referencias}{cliente}</w:t>
-            </w:r>
-          </w:p>
-        </w:tc>
-        <w:tc>
-          <w:tcPr>
-            <w:tcW w:type="dxa" w:w="2340"/>
-            <w:tcMar>
-              <w:top w:type="dxa" w:w="60"/>
-              <w:left w:type="dxa" w:w="100"/>
-              <w:bottom w:type="dxa" w:w="60"/>
-              <w:right w:type="dxa" w:w="100"/>
-            </w:tcMar>
-          </w:tcPr>
-          <w:p>
-            <w:r>
-              <w:t xml:space="preserve">{proyecto}</w:t>
-            </w:r>
-          </w:p>
-        </w:tc>
-        <w:tc>
-          <w:tcPr>
-            <w:tcW w:type="dxa" w:w="2340"/>
-            <w:tcMar>
-              <w:top w:type="dxa" w:w="60"/>
-              <w:left w:type="dxa" w:w="100"/>
-              <w:bottom w:type="dxa" w:w="60"/>
-              <w:right w:type="dxa" w:w="100"/>
-            </w:tcMar>
-          </w:tcPr>
-          <w:p>
-            <w:r>
-              <w:t xml:space="preserve">{anio}</w:t>
-            </w:r>
-          </w:p>
-        </w:tc>
-        <w:tc>
-          <w:tcPr>
-            <w:tcW w:type="dxa" w:w="2340"/>
-            <w:tcMar>
-              <w:top w:type="dxa" w:w="60"/>
-              <w:left w:type="dxa" w:w="100"/>
-              <w:bottom w:type="dxa" w:w="60"/>
-              <w:right w:type="dxa" w:w="100"/>
-            </w:tcMar>
-          </w:tcPr>
-          <w:p>
-            <w:r>
-              <w:t xml:space="preserve">{alcance}{/tabla_referencias}</w:t>
-            </w:r>
-          </w:p>
-        </w:tc>
-      </w:tr>
-    </w:tbl>
-    <w:p>
-      <w:pPr>
-        <w:spacing w:after="120"/>
-      </w:pPr>
-    </w:p>
-    <w:p>
-      <w:pPr>
-        <w:spacing w:after="0" w:before="0"/>
-      </w:pPr>
-      <w:r>
-        <w:rPr>
-          <w:color w:val="9AA5B1"/>
-          <w:sz w:val="14"/>
-          <w:szCs w:val="14"/>
-        </w:rPr>
-        <w:t xml:space="preserve">{/has_tabla_referencias}</w:t>
       </w:r>
     </w:p>
     <w:p>

--- a/templates/proposal-template-en.docx
+++ b/templates/proposal-template-en.docx
@@ -206,6 +206,7 @@
       <w:pPr>
         <w:pStyle w:val="Heading1"/>
         <w:spacing w:after="120" w:before="320"/>
+        <w:outlineLvl w:val="9"/>
       </w:pPr>
       <w:r>
         <w:t xml:space="preserve">{control_version.titulo}</w:t>
@@ -446,68 +447,31 @@
       <w:pPr>
         <w:pStyle w:val="Heading1"/>
         <w:spacing w:after="120" w:before="320"/>
+        <w:outlineLvl w:val="9"/>
       </w:pPr>
       <w:r>
         <w:t xml:space="preserve">Contents</w:t>
       </w:r>
     </w:p>
-    <w:p>
-      <w:pPr>
-        <w:spacing w:after="160"/>
-      </w:pPr>
-      <w:r>
-        <w:rPr>
-          <w:i/>
-          <w:iCs/>
-          <w:color w:val="808080"/>
-          <w:sz w:val="16"/>
-          <w:szCs w:val="16"/>
-        </w:rPr>
-        <w:t xml:space="preserve">The contents list is built from the chapters this proposal actually contains.</w:t>
-      </w:r>
-    </w:p>
-    <w:p>
-      <w:pPr>
-        <w:spacing w:after="0" w:before="0"/>
-      </w:pPr>
-      <w:r>
-        <w:rPr>
-          <w:color w:val="9AA5B1"/>
-          <w:sz w:val="14"/>
-          <w:szCs w:val="14"/>
-        </w:rPr>
-        <w:t xml:space="preserve">{#indice}</w:t>
-      </w:r>
-    </w:p>
-    <w:p>
-      <w:pPr>
-        <w:spacing w:after="40"/>
-        <w:ind w:left="360"/>
-      </w:pPr>
-      <w:r>
-        <w:rPr>
-          <w:b/>
-          <w:bCs/>
-        </w:rPr>
-        <w:t xml:space="preserve">{numero}</w:t>
-      </w:r>
-      <w:r>
-        <w:t xml:space="preserve">  {titulo}</w:t>
-      </w:r>
-    </w:p>
-    <w:p>
-      <w:pPr>
-        <w:spacing w:after="0" w:before="0"/>
-      </w:pPr>
-      <w:r>
-        <w:rPr>
-          <w:color w:val="9AA5B1"/>
-          <w:sz w:val="14"/>
-          <w:szCs w:val="14"/>
-        </w:rPr>
-        <w:t xml:space="preserve">{/indice}</w:t>
-      </w:r>
-    </w:p>
+    <w:sdt>
+      <w:sdtPr>
+        <w:alias w:val="Contents"/>
+      </w:sdtPr>
+      <w:sdtContent>
+        <w:p>
+          <w:r>
+            <w:fldChar w:fldCharType="begin" w:dirty="true"/>
+            <w:instrText xml:space="preserve">TOC \h \o "1-2"</w:instrText>
+            <w:fldChar w:fldCharType="separate"/>
+          </w:r>
+        </w:p>
+        <w:p>
+          <w:r>
+            <w:fldChar w:fldCharType="end"/>
+          </w:r>
+        </w:p>
+      </w:sdtContent>
+    </w:sdt>
     <w:p>
       <w:pPr>
         <w:spacing w:after="0" w:before="0"/>
@@ -543,6 +507,7 @@
       <w:pPr>
         <w:pStyle w:val="Heading1"/>
         <w:spacing w:after="120" w:before="320"/>
+        <w:outlineLvl w:val="9"/>
       </w:pPr>
       <w:r>
         <w:t xml:space="preserve">{carta_presentacion.titulo}</w:t>
@@ -651,6 +616,7 @@
       <w:pPr>
         <w:pStyle w:val="Heading1"/>
         <w:spacing w:after="120" w:before="320"/>
+        <w:outlineLvl w:val="9"/>
       </w:pPr>
       <w:r>
         <w:t xml:space="preserve">{glosario.titulo}</w:t>
@@ -891,6 +857,7 @@
       <w:pPr>
         <w:pStyle w:val="Heading2"/>
         <w:spacing w:after="120" w:before="220"/>
+        <w:outlineLvl w:val="9"/>
       </w:pPr>
       <w:r>
         <w:t xml:space="preserve">Technical requirements stated in the request</w:t>
@@ -1071,6 +1038,7 @@
       <w:pPr>
         <w:pStyle w:val="Heading2"/>
         <w:spacing w:after="120" w:before="220"/>
+        <w:outlineLvl w:val="9"/>
       </w:pPr>
       <w:r>
         <w:t xml:space="preserve">Included in the scope</w:t>
@@ -1145,6 +1113,7 @@
       <w:pPr>
         <w:pStyle w:val="Heading2"/>
         <w:spacing w:after="120" w:before="220"/>
+        <w:outlineLvl w:val="9"/>
       </w:pPr>
       <w:r>
         <w:t xml:space="preserve">Not included in the scope</w:t>

--- a/templates/proposal-template-en.docx
+++ b/templates/proposal-template-en.docx
@@ -34,7 +34,7 @@
           <w:sz w:val="32"/>
           <w:szCs w:val="32"/>
         </w:rPr>
-        <w:t xml:space="preserve">{proyecto.tipo}</w:t>
+        <w:t xml:space="preserve">{proyecto.titulo}</w:t>
       </w:r>
     </w:p>
     <w:p>
